--- a/Sakigai-Furniture-Backend-Codebase-Audit.docx
+++ b/Sakigai-Furniture-Backend-Codebase-Audit.docx
@@ -715,6 +715,7 @@
           <w:p>
             <w:r>
               <w:rPr>
+                <w:color w:val="00B050"/>
                 <w:sz w:val="19"/>
               </w:rPr>
               <w:t>Cart IDOR: a `req.user.id` vs `req.user.userId` typo means any logged-in user can edit or delete another user's cart items/coupons.</w:t>
@@ -760,8 +761,14 @@
             </w:tcMar>
           </w:tcPr>
           <w:p>
-            <w:r>
-              <w:rPr>
+            <w:pPr>
+              <w:rPr>
+                <w:color w:val="00B050"/>
+              </w:rPr>
+            </w:pPr>
+            <w:r>
+              <w:rPr>
+                <w:color w:val="00B050"/>
                 <w:sz w:val="19"/>
               </w:rPr>
               <w:t>RedX and Paperfly courier webhooks have zero signature/IP verification — forged delivery events can flip real orders to CANCELLED/DELIVERED.</w:t>
@@ -807,8 +814,14 @@
             </w:tcMar>
           </w:tcPr>
           <w:p>
-            <w:r>
-              <w:rPr>
+            <w:pPr>
+              <w:rPr>
+                <w:color w:val="00B050"/>
+              </w:rPr>
+            </w:pPr>
+            <w:r>
+              <w:rPr>
+                <w:color w:val="00B050"/>
                 <w:sz w:val="19"/>
               </w:rPr>
               <w:t>dashboard and analytics controllers have no auth guard at all — revenue and order data is public.</w:t>
@@ -854,8 +867,14 @@
             </w:tcMar>
           </w:tcPr>
           <w:p>
-            <w:r>
-              <w:rPr>
+            <w:pPr>
+              <w:rPr>
+                <w:color w:val="00B050"/>
+              </w:rPr>
+            </w:pPr>
+            <w:r>
+              <w:rPr>
+                <w:color w:val="00B050"/>
                 <w:sz w:val="19"/>
               </w:rPr>
               <w:t>Order status can be mutated from three independent code paths; only one of them restores stock and releases reservations, so courier-driven cancellations silently leak inventory.</w:t>
@@ -901,8 +920,14 @@
             </w:tcMar>
           </w:tcPr>
           <w:p>
-            <w:r>
-              <w:rPr>
+            <w:pPr>
+              <w:rPr>
+                <w:color w:val="00B050"/>
+              </w:rPr>
+            </w:pPr>
+            <w:r>
+              <w:rPr>
+                <w:color w:val="00B050"/>
                 <w:sz w:val="19"/>
               </w:rPr>
               <w:t>Payment fail/cancel callbacks are unauthenticated and unverified (griefing risk); success callback has no idempotency guard against a duplicate IPN race.</w:t>
@@ -948,8 +973,14 @@
             </w:tcMar>
           </w:tcPr>
           <w:p>
-            <w:r>
-              <w:rPr>
+            <w:pPr>
+              <w:rPr>
+                <w:color w:val="00B050"/>
+              </w:rPr>
+            </w:pPr>
+            <w:r>
+              <w:rPr>
+                <w:color w:val="00B050"/>
                 <w:sz w:val="19"/>
               </w:rPr>
               <w:t>POST /coupons/validate has no permission decorator, and the guard fails closed by default — real customers currently get 403 trying to apply a coupon at checkout.</w:t>
@@ -995,8 +1026,14 @@
             </w:tcMar>
           </w:tcPr>
           <w:p>
-            <w:r>
-              <w:rPr>
+            <w:pPr>
+              <w:rPr>
+                <w:color w:val="00B050"/>
+              </w:rPr>
+            </w:pPr>
+            <w:r>
+              <w:rPr>
+                <w:color w:val="00B050"/>
                 <w:sz w:val="19"/>
               </w:rPr>
               <w:t>Client-supplied deliveryFee overrides the server-computed district fee, letting a customer zero out shipping cost.</w:t>
@@ -9846,7 +9883,7 @@
   <w:abstractNum w:abstractNumId="8" w15:restartNumberingAfterBreak="0">
     <w:nsid w:val="FFFFFF89"/>
     <w:multiLevelType w:val="singleLevel"/>
-    <w:tmpl w:val="29761A62"/>
+    <w:tmpl w:val="44087DDC"/>
     <w:lvl w:ilvl="0">
       <w:start w:val="1"/>
       <w:numFmt w:val="bullet"/>
